--- a/战场女武神5先行测试英雄与卡牌.docx
+++ b/战场女武神5先行测试英雄与卡牌.docx
@@ -719,7 +719,9 @@
       <w:pPr>
         <w:pStyle w:val="6"/>
         <w:rPr>
+          <w:rFonts w:hint="eastAsia" w:eastAsia="微软雅黑"/>
           <w:color w:val="00A3F5"/>
+          <w:lang w:eastAsia="zh-CN"/>
         </w:rPr>
       </w:pPr>
       <w:r>
@@ -728,6 +730,30 @@
         </w:rPr>
         <w:t>黏黏重击：</w:t>
       </w:r>
+      <w:r>
+        <w:rPr>
+          <w:rFonts w:hint="eastAsia"/>
+          <w:color w:val="00A3F5"/>
+          <w:lang w:eastAsia="zh-CN"/>
+        </w:rPr>
+        <w:t>【</w:t>
+      </w:r>
+      <w:r>
+        <w:rPr>
+          <w:rFonts w:hint="eastAsia"/>
+          <w:color w:val="00A3F5"/>
+          <w:lang w:val="en-US" w:eastAsia="zh-CN"/>
+        </w:rPr>
+        <w:t>1测通过</w:t>
+      </w:r>
+      <w:r>
+        <w:rPr>
+          <w:rFonts w:hint="eastAsia"/>
+          <w:color w:val="00A3F5"/>
+          <w:lang w:eastAsia="zh-CN"/>
+        </w:rPr>
+        <w:t>】</w:t>
+      </w:r>
     </w:p>
     <w:p>
       <w:pPr>
@@ -896,11 +922,19 @@
           <w:color w:val="00A3F5"/>
         </w:rPr>
       </w:pPr>
+      <w:bookmarkStart w:id="0" w:name="_GoBack"/>
       <w:r>
         <w:rPr>
           <w:color w:val="00A3F5"/>
         </w:rPr>
-        <w:t>黏黏连打：</w:t>
+        <w:t>黏黏连打</w:t>
+      </w:r>
+      <w:bookmarkEnd w:id="0"/>
+      <w:r>
+        <w:rPr>
+          <w:color w:val="00A3F5"/>
+        </w:rPr>
+        <w:t>：</w:t>
       </w:r>
     </w:p>
     <w:p>
@@ -1612,7 +1646,18 @@
         <w:rPr>
           <w:color w:val="0070C0"/>
         </w:rPr>
-        <w:t>本回合造成伤害+2</w:t>
+        <w:t>本回合</w:t>
+      </w:r>
+      <w:commentRangeStart w:id="1"/>
+      <w:r>
+        <w:rPr>
+          <w:color w:val="0070C0"/>
+        </w:rPr>
+        <w:t>造成伤害+2</w:t>
+      </w:r>
+      <w:commentRangeEnd w:id="1"/>
+      <w:r>
+        <w:commentReference w:id="1"/>
       </w:r>
     </w:p>
     <w:p>
@@ -1699,8 +1744,6 @@
         </w:rPr>
         <w:t>0</w:t>
       </w:r>
-      <w:bookmarkStart w:id="0" w:name="_GoBack"/>
-      <w:bookmarkEnd w:id="0"/>
       <w:r>
         <w:rPr>
           <w:color w:val="0070C0"/>
@@ -4053,12 +4096,31 @@
       </w:pPr>
     </w:p>
   </w:comment>
+  <w:comment w:id="1" w:author="Vet" w:date="2026-05-09T15:40:32Z" w:initials="">
+    <w:p>
+      <w:pPr>
+        <w:pStyle w:val="11"/>
+        <w:rPr>
+          <w:rFonts w:hint="default" w:eastAsia="微软雅黑"/>
+          <w:lang w:val="en-US" w:eastAsia="zh-CN"/>
+        </w:rPr>
+      </w:pPr>
+      <w:r>
+        <w:rPr>
+          <w:rFonts w:hint="eastAsia"/>
+          <w:lang w:val="en-US" w:eastAsia="zh-CN"/>
+        </w:rPr>
+        <w:t>造成伤害时，数值+2，不是加攻击力</w:t>
+      </w:r>
+    </w:p>
+  </w:comment>
 </w:comments>
 </file>
 
 <file path=word/commentsExtended.xml><?xml version="1.0" encoding="utf-8"?>
 <w15:commentsEx xmlns:wpc="http://schemas.microsoft.com/office/word/2010/wordprocessingCanvas" xmlns:mc="http://schemas.openxmlformats.org/markup-compatibility/2006" xmlns:o="urn:schemas-microsoft-com:office:office" xmlns:r="http://schemas.openxmlformats.org/officeDocument/2006/relationships" xmlns:m="http://schemas.openxmlformats.org/officeDocument/2006/math" xmlns:v="urn:schemas-microsoft-com:vml" xmlns:wp14="http://schemas.microsoft.com/office/word/2010/wordprocessingDrawing" xmlns:wp="http://schemas.openxmlformats.org/drawingml/2006/wordprocessingDrawing" xmlns:w="http://schemas.openxmlformats.org/wordprocessingml/2006/main" xmlns:w14="http://schemas.microsoft.com/office/word/2010/wordml" xmlns:w15="http://schemas.microsoft.com/office/word/2012/wordml" xmlns:w10="urn:schemas-microsoft-com:office:word" xmlns:wpg="http://schemas.microsoft.com/office/word/2010/wordprocessingGroup" xmlns:wpi="http://schemas.microsoft.com/office/word/2010/wordprocessingInk" xmlns:wne="http://schemas.microsoft.com/office/word/2006/wordml" xmlns:wps="http://schemas.microsoft.com/office/word/2010/wordprocessingShape" xmlns:wpsCustomData="http://www.wps.cn/officeDocument/2013/wpsCustomData" mc:Ignorable="w14 w15 wp14">
   <w15:commentEx w15:paraId="0FA0F1B4" w15:done="0"/>
+  <w15:commentEx w15:paraId="7386AA74" w15:done="0"/>
 </w15:commentsEx>
 </file>
 
@@ -4138,7 +4200,7 @@
     <w:lsdException w:uiPriority="99" w:name="footnote text"/>
     <w:lsdException w:unhideWhenUsed="0" w:uiPriority="0" w:semiHidden="0" w:name="annotation text"/>
     <w:lsdException w:qFormat="1" w:unhideWhenUsed="0" w:uiPriority="0" w:semiHidden="0" w:name="header"/>
-    <w:lsdException w:unhideWhenUsed="0" w:uiPriority="0" w:semiHidden="0" w:name="footer"/>
+    <w:lsdException w:qFormat="1" w:unhideWhenUsed="0" w:uiPriority="0" w:semiHidden="0" w:name="footer"/>
     <w:lsdException w:unhideWhenUsed="0" w:uiPriority="0" w:semiHidden="0" w:name="index heading"/>
     <w:lsdException w:qFormat="1" w:uiPriority="0" w:name="caption"/>
     <w:lsdException w:unhideWhenUsed="0" w:uiPriority="0" w:semiHidden="0" w:name="table of figures"/>
@@ -4564,6 +4626,7 @@
   <w:style w:type="paragraph" w:styleId="13">
     <w:name w:val="footer"/>
     <w:basedOn w:val="1"/>
+    <w:qFormat/>
     <w:uiPriority w:val="0"/>
     <w:pPr>
       <w:tabs>
